--- a/assets/downloads/copyright-page-placeholder.docx
+++ b/assets/downloads/copyright-page-placeholder.docx
@@ -43,22 +43,22 @@
     </w:pPr>
     <w:r>
       <w:rPr>
-        <w:rFonts w:ascii="Aptos" w:hAnsi="Aptos" w:eastAsia="Aptos" w:cs="Aptos"/>
+        <w:rFonts w:ascii="Aptos" w:hAnsi="Aptos"/>
         <w:sz w:val="18"/>
       </w:rPr>
       <w:t xml:space="preserve">From J.M. Larson and H.L. Stedge, </w:t>
     </w:r>
     <w:r>
       <w:rPr>
-        <w:rFonts w:ascii="Aptos" w:hAnsi="Aptos" w:eastAsia="Aptos" w:cs="Aptos"/>
+        <w:rFonts w:ascii="Aptos" w:hAnsi="Aptos"/>
         <w:i/>
         <w:sz w:val="18"/>
       </w:rPr>
-      <w:t>Clinical Simulations for the Athletic Trainer HKPropel Access</w:t>
+      <w:t>Clinical Simulations for the Athletic Trainer Instructor Guide</w:t>
     </w:r>
     <w:r>
       <w:rPr>
-        <w:rFonts w:ascii="Aptos" w:hAnsi="Aptos" w:eastAsia="Aptos" w:cs="Aptos"/>
+        <w:rFonts w:ascii="Aptos" w:hAnsi="Aptos"/>
         <w:sz w:val="18"/>
       </w:rPr>
       <w:t xml:space="preserve"> (Human Kinetics, 2027).</w:t>
